--- a/public/files/en/safe-to-upload-ai-rehearsal.docx
+++ b/public/files/en/safe-to-upload-ai-rehearsal.docx
@@ -646,42 +646,6 @@
         <w:t>Core idea: a name is not the only identifier. Class + seat number, class + incident, or an unusual combination (for example "the only non-Chinese-speaking transfer pupil in our school") can all identify an individual pupil. The question to ask is: with the remaining information combined, who else in the school could tell who this is?</w:t>
       </w:r>
     </w:p>
-    <w:p>
-      <w:pPr>
-        <w:spacing w:before="240" w:after="80"/>
-      </w:pPr>
-      <w:r>
-        <w:rPr>
-          <w:rFonts w:ascii="Quicksand" w:hAnsi="Quicksand" w:cs="Quicksand" w:eastAsia="Noto Sans TC"/>
-          <w:b/>
-          <w:color w:val="E10707"/>
-          <w:sz w:val="28"/>
-        </w:rPr>
-        <w:t>How this relates to the EDB framework</w:t>
-      </w:r>
-    </w:p>
-    <w:p>
-      <w:r>
-        <w:rPr>
-          <w:rFonts w:ascii="Quicksand" w:hAnsi="Quicksand" w:cs="Quicksand" w:eastAsia="Noto Sans TC"/>
-          <w:b w:val="0"/>
-          <w:color w:val="080808"/>
-          <w:sz w:val="21"/>
-        </w:rPr>
-        <w:t>Relates to the Guide to Using AI in Teaching in Primary and Secondary Schools (source G), pp.2-4 and 2-9: handle learning data properly, and remove identifiable details before uploading pupil work for AI marking. Official documents: https://www.edb.gov.hk/en/edu-system/primary-secondary/applicable-to-primary-secondary/it-in-edu/debp.html</w:t>
-      </w:r>
-    </w:p>
-    <w:p>
-      <w:r>
-        <w:rPr>
-          <w:rFonts w:ascii="Quicksand" w:hAnsi="Quicksand" w:cs="Quicksand" w:eastAsia="Noto Sans TC"/>
-          <w:b w:val="0"/>
-          <w:color w:val="080808"/>
-          <w:sz w:val="21"/>
-        </w:rPr>
-        <w:t>This is an independent Beets teaching resource, not an official EDB publication.</w:t>
-      </w:r>
-    </w:p>
     <w:sectPr>
       <w:pgSz w:w="11906" w:h="16838"/>
       <w:pgMar w:top="1020" w:right="1134" w:bottom="1020" w:left="1134" w:header="720" w:footer="720" w:gutter="0"/>
